--- a/отчёты/ЛР09 Методы и перегрузка.docx
+++ b/отчёты/ЛР09 Методы и перегрузка.docx
@@ -24,7 +24,8 @@
     </w:p>
     <w:p>
       <w:pPr>
-        <w:spacing w:after="80"/>
+        <w:keepNext w:val="false"/>
+        <w:spacing w:after="80" w:before="0"/>
         <w:ind w:firstLine="709"/>
         <w:jc w:val="both"/>
       </w:pPr>
@@ -56,7 +57,8 @@
     </w:p>
     <w:p>
       <w:pPr>
-        <w:spacing w:after="80"/>
+        <w:keepNext w:val="false"/>
+        <w:spacing w:after="80" w:before="0"/>
         <w:ind w:firstLine="709"/>
         <w:jc w:val="both"/>
       </w:pPr>
@@ -147,7 +149,7 @@
           <w:right w:val="single" w:color="BFBFBF" w:sz="4" w:space="4"/>
         </w:pBdr>
         <w:shd w:fill="F4F4F4" w:color="auto" w:val="clear"/>
-        <w:spacing w:after="0" w:before="60" w:line="240"/>
+        <w:spacing w:after="0" w:before="60" w:line="240" w:lineRule="auto"/>
         <w:ind w:left="113" w:right="113"/>
       </w:pPr>
       <w:r>
@@ -169,7 +171,7 @@
           <w:right w:val="single" w:color="BFBFBF" w:sz="4" w:space="4"/>
         </w:pBdr>
         <w:shd w:fill="F4F4F4" w:color="auto" w:val="clear"/>
-        <w:spacing w:after="0" w:before="0" w:line="240"/>
+        <w:spacing w:after="0" w:before="0" w:line="240" w:lineRule="auto"/>
         <w:ind w:left="113" w:right="113"/>
       </w:pPr>
       <w:r>
@@ -191,7 +193,7 @@
           <w:right w:val="single" w:color="BFBFBF" w:sz="4" w:space="4"/>
         </w:pBdr>
         <w:shd w:fill="F4F4F4" w:color="auto" w:val="clear"/>
-        <w:spacing w:after="0" w:before="0" w:line="240"/>
+        <w:spacing w:after="0" w:before="0" w:line="240" w:lineRule="auto"/>
         <w:ind w:left="113" w:right="113"/>
       </w:pPr>
       <w:r>
@@ -213,7 +215,7 @@
           <w:right w:val="single" w:color="BFBFBF" w:sz="4" w:space="4"/>
         </w:pBdr>
         <w:shd w:fill="F4F4F4" w:color="auto" w:val="clear"/>
-        <w:spacing w:after="0" w:before="0" w:line="240"/>
+        <w:spacing w:after="0" w:before="0" w:line="240" w:lineRule="auto"/>
         <w:ind w:left="113" w:right="113"/>
       </w:pPr>
       <w:r>
@@ -235,7 +237,7 @@
           <w:right w:val="single" w:color="BFBFBF" w:sz="4" w:space="4"/>
         </w:pBdr>
         <w:shd w:fill="F4F4F4" w:color="auto" w:val="clear"/>
-        <w:spacing w:after="0" w:before="0" w:line="240"/>
+        <w:spacing w:after="0" w:before="0" w:line="240" w:lineRule="auto"/>
         <w:ind w:left="113" w:right="113"/>
       </w:pPr>
       <w:r>
@@ -257,7 +259,7 @@
           <w:right w:val="single" w:color="BFBFBF" w:sz="4" w:space="4"/>
         </w:pBdr>
         <w:shd w:fill="F4F4F4" w:color="auto" w:val="clear"/>
-        <w:spacing w:after="0" w:before="0" w:line="240"/>
+        <w:spacing w:after="0" w:before="0" w:line="240" w:lineRule="auto"/>
         <w:ind w:left="113" w:right="113"/>
       </w:pPr>
       <w:r>
@@ -279,7 +281,7 @@
           <w:right w:val="single" w:color="BFBFBF" w:sz="4" w:space="4"/>
         </w:pBdr>
         <w:shd w:fill="F4F4F4" w:color="auto" w:val="clear"/>
-        <w:spacing w:after="0" w:before="0" w:line="240"/>
+        <w:spacing w:after="0" w:before="0" w:line="240" w:lineRule="auto"/>
         <w:ind w:left="113" w:right="113"/>
       </w:pPr>
       <w:r>
@@ -301,7 +303,7 @@
           <w:right w:val="single" w:color="BFBFBF" w:sz="4" w:space="4"/>
         </w:pBdr>
         <w:shd w:fill="F4F4F4" w:color="auto" w:val="clear"/>
-        <w:spacing w:after="160" w:before="0" w:line="240"/>
+        <w:spacing w:after="160" w:before="0" w:line="240" w:lineRule="auto"/>
         <w:ind w:left="113" w:right="113"/>
       </w:pPr>
       <w:r>
@@ -315,7 +317,8 @@
     </w:p>
     <w:p>
       <w:pPr>
-        <w:spacing w:after="80"/>
+        <w:keepNext w:val="false"/>
+        <w:spacing w:after="80" w:before="0"/>
         <w:ind w:firstLine="709"/>
         <w:jc w:val="both"/>
       </w:pPr>
@@ -362,7 +365,7 @@
           <w:right w:val="single" w:color="BFBFBF" w:sz="4" w:space="4"/>
         </w:pBdr>
         <w:shd w:fill="F4F4F4" w:color="auto" w:val="clear"/>
-        <w:spacing w:after="0" w:before="60" w:line="240"/>
+        <w:spacing w:after="0" w:before="60" w:line="240" w:lineRule="auto"/>
         <w:ind w:left="113" w:right="113"/>
       </w:pPr>
       <w:r>
@@ -384,7 +387,7 @@
           <w:right w:val="single" w:color="BFBFBF" w:sz="4" w:space="4"/>
         </w:pBdr>
         <w:shd w:fill="F4F4F4" w:color="auto" w:val="clear"/>
-        <w:spacing w:after="0" w:before="0" w:line="240"/>
+        <w:spacing w:after="0" w:before="0" w:line="240" w:lineRule="auto"/>
         <w:ind w:left="113" w:right="113"/>
       </w:pPr>
       <w:r>
@@ -406,7 +409,7 @@
           <w:right w:val="single" w:color="BFBFBF" w:sz="4" w:space="4"/>
         </w:pBdr>
         <w:shd w:fill="F4F4F4" w:color="auto" w:val="clear"/>
-        <w:spacing w:after="0" w:before="0" w:line="240"/>
+        <w:spacing w:after="0" w:before="0" w:line="240" w:lineRule="auto"/>
         <w:ind w:left="113" w:right="113"/>
       </w:pPr>
       <w:r>
@@ -428,7 +431,7 @@
           <w:right w:val="single" w:color="BFBFBF" w:sz="4" w:space="4"/>
         </w:pBdr>
         <w:shd w:fill="F4F4F4" w:color="auto" w:val="clear"/>
-        <w:spacing w:after="160" w:before="0" w:line="240"/>
+        <w:spacing w:after="160" w:before="0" w:line="240" w:lineRule="auto"/>
         <w:ind w:left="113" w:right="113"/>
       </w:pPr>
       <w:r>
@@ -452,7 +455,8 @@
     </w:p>
     <w:p>
       <w:pPr>
-        <w:spacing w:after="80"/>
+        <w:keepNext w:val="false"/>
+        <w:spacing w:after="80" w:before="0"/>
         <w:ind w:firstLine="709"/>
         <w:jc w:val="both"/>
       </w:pPr>
@@ -470,7 +474,7 @@
           <w:right w:val="single" w:color="BFBFBF" w:sz="4" w:space="4"/>
         </w:pBdr>
         <w:shd w:fill="F4F4F4" w:color="auto" w:val="clear"/>
-        <w:spacing w:after="0" w:before="60" w:line="240"/>
+        <w:spacing w:after="0" w:before="60" w:line="240" w:lineRule="auto"/>
         <w:ind w:left="113" w:right="113"/>
       </w:pPr>
       <w:r>
@@ -492,7 +496,7 @@
           <w:right w:val="single" w:color="BFBFBF" w:sz="4" w:space="4"/>
         </w:pBdr>
         <w:shd w:fill="F4F4F4" w:color="auto" w:val="clear"/>
-        <w:spacing w:after="0" w:before="0" w:line="240"/>
+        <w:spacing w:after="0" w:before="0" w:line="240" w:lineRule="auto"/>
         <w:ind w:left="113" w:right="113"/>
       </w:pPr>
       <w:r>
@@ -514,7 +518,7 @@
           <w:right w:val="single" w:color="BFBFBF" w:sz="4" w:space="4"/>
         </w:pBdr>
         <w:shd w:fill="F4F4F4" w:color="auto" w:val="clear"/>
-        <w:spacing w:after="0" w:before="0" w:line="240"/>
+        <w:spacing w:after="0" w:before="0" w:line="240" w:lineRule="auto"/>
         <w:ind w:left="113" w:right="113"/>
       </w:pPr>
       <w:r>
@@ -536,7 +540,7 @@
           <w:right w:val="single" w:color="BFBFBF" w:sz="4" w:space="4"/>
         </w:pBdr>
         <w:shd w:fill="F4F4F4" w:color="auto" w:val="clear"/>
-        <w:spacing w:after="0" w:before="0" w:line="240"/>
+        <w:spacing w:after="0" w:before="0" w:line="240" w:lineRule="auto"/>
         <w:ind w:left="113" w:right="113"/>
       </w:pPr>
       <w:r>
@@ -558,7 +562,7 @@
           <w:right w:val="single" w:color="BFBFBF" w:sz="4" w:space="4"/>
         </w:pBdr>
         <w:shd w:fill="F4F4F4" w:color="auto" w:val="clear"/>
-        <w:spacing w:after="0" w:before="0" w:line="240"/>
+        <w:spacing w:after="0" w:before="0" w:line="240" w:lineRule="auto"/>
         <w:ind w:left="113" w:right="113"/>
       </w:pPr>
       <w:r>
@@ -580,7 +584,7 @@
           <w:right w:val="single" w:color="BFBFBF" w:sz="4" w:space="4"/>
         </w:pBdr>
         <w:shd w:fill="F4F4F4" w:color="auto" w:val="clear"/>
-        <w:spacing w:after="0" w:before="0" w:line="240"/>
+        <w:spacing w:after="0" w:before="0" w:line="240" w:lineRule="auto"/>
         <w:ind w:left="113" w:right="113"/>
       </w:pPr>
       <w:r>
@@ -602,7 +606,7 @@
           <w:right w:val="single" w:color="BFBFBF" w:sz="4" w:space="4"/>
         </w:pBdr>
         <w:shd w:fill="F4F4F4" w:color="auto" w:val="clear"/>
-        <w:spacing w:after="0" w:before="0" w:line="240"/>
+        <w:spacing w:after="0" w:before="0" w:line="240" w:lineRule="auto"/>
         <w:ind w:left="113" w:right="113"/>
       </w:pPr>
       <w:r>
@@ -624,7 +628,7 @@
           <w:right w:val="single" w:color="BFBFBF" w:sz="4" w:space="4"/>
         </w:pBdr>
         <w:shd w:fill="F4F4F4" w:color="auto" w:val="clear"/>
-        <w:spacing w:after="0" w:before="0" w:line="240"/>
+        <w:spacing w:after="0" w:before="0" w:line="240" w:lineRule="auto"/>
         <w:ind w:left="113" w:right="113"/>
       </w:pPr>
       <w:r>
@@ -646,7 +650,7 @@
           <w:right w:val="single" w:color="BFBFBF" w:sz="4" w:space="4"/>
         </w:pBdr>
         <w:shd w:fill="F4F4F4" w:color="auto" w:val="clear"/>
-        <w:spacing w:after="0" w:before="0" w:line="240"/>
+        <w:spacing w:after="0" w:before="0" w:line="240" w:lineRule="auto"/>
         <w:ind w:left="113" w:right="113"/>
       </w:pPr>
       <w:r>
@@ -668,7 +672,7 @@
           <w:right w:val="single" w:color="BFBFBF" w:sz="4" w:space="4"/>
         </w:pBdr>
         <w:shd w:fill="F4F4F4" w:color="auto" w:val="clear"/>
-        <w:spacing w:after="0" w:before="0" w:line="240"/>
+        <w:spacing w:after="0" w:before="0" w:line="240" w:lineRule="auto"/>
         <w:ind w:left="113" w:right="113"/>
       </w:pPr>
       <w:r>
@@ -690,7 +694,7 @@
           <w:right w:val="single" w:color="BFBFBF" w:sz="4" w:space="4"/>
         </w:pBdr>
         <w:shd w:fill="F4F4F4" w:color="auto" w:val="clear"/>
-        <w:spacing w:after="0" w:before="0" w:line="240"/>
+        <w:spacing w:after="0" w:before="0" w:line="240" w:lineRule="auto"/>
         <w:ind w:left="113" w:right="113"/>
       </w:pPr>
       <w:r>
@@ -712,7 +716,7 @@
           <w:right w:val="single" w:color="BFBFBF" w:sz="4" w:space="4"/>
         </w:pBdr>
         <w:shd w:fill="F4F4F4" w:color="auto" w:val="clear"/>
-        <w:spacing w:after="0" w:before="0" w:line="240"/>
+        <w:spacing w:after="0" w:before="0" w:line="240" w:lineRule="auto"/>
         <w:ind w:left="113" w:right="113"/>
       </w:pPr>
       <w:r>
@@ -734,7 +738,7 @@
           <w:right w:val="single" w:color="BFBFBF" w:sz="4" w:space="4"/>
         </w:pBdr>
         <w:shd w:fill="F4F4F4" w:color="auto" w:val="clear"/>
-        <w:spacing w:after="0" w:before="0" w:line="240"/>
+        <w:spacing w:after="0" w:before="0" w:line="240" w:lineRule="auto"/>
         <w:ind w:left="113" w:right="113"/>
       </w:pPr>
       <w:r>
@@ -756,7 +760,7 @@
           <w:right w:val="single" w:color="BFBFBF" w:sz="4" w:space="4"/>
         </w:pBdr>
         <w:shd w:fill="F4F4F4" w:color="auto" w:val="clear"/>
-        <w:spacing w:after="0" w:before="0" w:line="240"/>
+        <w:spacing w:after="0" w:before="0" w:line="240" w:lineRule="auto"/>
         <w:ind w:left="113" w:right="113"/>
       </w:pPr>
       <w:r>
@@ -778,7 +782,7 @@
           <w:right w:val="single" w:color="BFBFBF" w:sz="4" w:space="4"/>
         </w:pBdr>
         <w:shd w:fill="F4F4F4" w:color="auto" w:val="clear"/>
-        <w:spacing w:after="0" w:before="0" w:line="240"/>
+        <w:spacing w:after="0" w:before="0" w:line="240" w:lineRule="auto"/>
         <w:ind w:left="113" w:right="113"/>
       </w:pPr>
       <w:r>
@@ -800,7 +804,7 @@
           <w:right w:val="single" w:color="BFBFBF" w:sz="4" w:space="4"/>
         </w:pBdr>
         <w:shd w:fill="F4F4F4" w:color="auto" w:val="clear"/>
-        <w:spacing w:after="0" w:before="0" w:line="240"/>
+        <w:spacing w:after="0" w:before="0" w:line="240" w:lineRule="auto"/>
         <w:ind w:left="113" w:right="113"/>
       </w:pPr>
       <w:r>
@@ -822,7 +826,7 @@
           <w:right w:val="single" w:color="BFBFBF" w:sz="4" w:space="4"/>
         </w:pBdr>
         <w:shd w:fill="F4F4F4" w:color="auto" w:val="clear"/>
-        <w:spacing w:after="0" w:before="0" w:line="240"/>
+        <w:spacing w:after="0" w:before="0" w:line="240" w:lineRule="auto"/>
         <w:ind w:left="113" w:right="113"/>
       </w:pPr>
       <w:r>
@@ -844,7 +848,7 @@
           <w:right w:val="single" w:color="BFBFBF" w:sz="4" w:space="4"/>
         </w:pBdr>
         <w:shd w:fill="F4F4F4" w:color="auto" w:val="clear"/>
-        <w:spacing w:after="0" w:before="0" w:line="240"/>
+        <w:spacing w:after="0" w:before="0" w:line="240" w:lineRule="auto"/>
         <w:ind w:left="113" w:right="113"/>
       </w:pPr>
       <w:r>
@@ -866,7 +870,7 @@
           <w:right w:val="single" w:color="BFBFBF" w:sz="4" w:space="4"/>
         </w:pBdr>
         <w:shd w:fill="F4F4F4" w:color="auto" w:val="clear"/>
-        <w:spacing w:after="0" w:before="0" w:line="240"/>
+        <w:spacing w:after="0" w:before="0" w:line="240" w:lineRule="auto"/>
         <w:ind w:left="113" w:right="113"/>
       </w:pPr>
       <w:r>
@@ -888,7 +892,7 @@
           <w:right w:val="single" w:color="BFBFBF" w:sz="4" w:space="4"/>
         </w:pBdr>
         <w:shd w:fill="F4F4F4" w:color="auto" w:val="clear"/>
-        <w:spacing w:after="0" w:before="0" w:line="240"/>
+        <w:spacing w:after="0" w:before="0" w:line="240" w:lineRule="auto"/>
         <w:ind w:left="113" w:right="113"/>
       </w:pPr>
       <w:r>
@@ -910,7 +914,7 @@
           <w:right w:val="single" w:color="BFBFBF" w:sz="4" w:space="4"/>
         </w:pBdr>
         <w:shd w:fill="F4F4F4" w:color="auto" w:val="clear"/>
-        <w:spacing w:after="160" w:before="0" w:line="240"/>
+        <w:spacing w:after="160" w:before="0" w:line="240" w:lineRule="auto"/>
         <w:ind w:left="113" w:right="113"/>
       </w:pPr>
       <w:r>
@@ -924,7 +928,8 @@
     </w:p>
     <w:p>
       <w:pPr>
-        <w:spacing w:after="80"/>
+        <w:keepNext w:val="false"/>
+        <w:spacing w:after="80" w:before="0"/>
         <w:ind w:firstLine="709"/>
         <w:jc w:val="both"/>
       </w:pPr>
@@ -985,7 +990,7 @@
           <w:right w:val="single" w:color="BFBFBF" w:sz="4" w:space="4"/>
         </w:pBdr>
         <w:shd w:fill="F4F4F4" w:color="auto" w:val="clear"/>
-        <w:spacing w:after="0" w:before="60" w:line="240"/>
+        <w:spacing w:after="0" w:before="60" w:line="240" w:lineRule="auto"/>
         <w:ind w:left="113" w:right="113"/>
       </w:pPr>
       <w:r>
@@ -1007,7 +1012,7 @@
           <w:right w:val="single" w:color="BFBFBF" w:sz="4" w:space="4"/>
         </w:pBdr>
         <w:shd w:fill="F4F4F4" w:color="auto" w:val="clear"/>
-        <w:spacing w:after="0" w:before="0" w:line="240"/>
+        <w:spacing w:after="0" w:before="0" w:line="240" w:lineRule="auto"/>
         <w:ind w:left="113" w:right="113"/>
       </w:pPr>
       <w:r>
@@ -1029,7 +1034,7 @@
           <w:right w:val="single" w:color="BFBFBF" w:sz="4" w:space="4"/>
         </w:pBdr>
         <w:shd w:fill="F4F4F4" w:color="auto" w:val="clear"/>
-        <w:spacing w:after="0" w:before="0" w:line="240"/>
+        <w:spacing w:after="0" w:before="0" w:line="240" w:lineRule="auto"/>
         <w:ind w:left="113" w:right="113"/>
       </w:pPr>
       <w:r>
@@ -1051,7 +1056,7 @@
           <w:right w:val="single" w:color="BFBFBF" w:sz="4" w:space="4"/>
         </w:pBdr>
         <w:shd w:fill="F4F4F4" w:color="auto" w:val="clear"/>
-        <w:spacing w:after="0" w:before="0" w:line="240"/>
+        <w:spacing w:after="0" w:before="0" w:line="240" w:lineRule="auto"/>
         <w:ind w:left="113" w:right="113"/>
       </w:pPr>
       <w:r>
@@ -1073,7 +1078,7 @@
           <w:right w:val="single" w:color="BFBFBF" w:sz="4" w:space="4"/>
         </w:pBdr>
         <w:shd w:fill="F4F4F4" w:color="auto" w:val="clear"/>
-        <w:spacing w:after="0" w:before="0" w:line="240"/>
+        <w:spacing w:after="0" w:before="0" w:line="240" w:lineRule="auto"/>
         <w:ind w:left="113" w:right="113"/>
       </w:pPr>
       <w:r>
@@ -1095,7 +1100,7 @@
           <w:right w:val="single" w:color="BFBFBF" w:sz="4" w:space="4"/>
         </w:pBdr>
         <w:shd w:fill="F4F4F4" w:color="auto" w:val="clear"/>
-        <w:spacing w:after="0" w:before="0" w:line="240"/>
+        <w:spacing w:after="0" w:before="0" w:line="240" w:lineRule="auto"/>
         <w:ind w:left="113" w:right="113"/>
       </w:pPr>
       <w:r>
@@ -1117,7 +1122,7 @@
           <w:right w:val="single" w:color="BFBFBF" w:sz="4" w:space="4"/>
         </w:pBdr>
         <w:shd w:fill="F4F4F4" w:color="auto" w:val="clear"/>
-        <w:spacing w:after="0" w:before="0" w:line="240"/>
+        <w:spacing w:after="0" w:before="0" w:line="240" w:lineRule="auto"/>
         <w:ind w:left="113" w:right="113"/>
       </w:pPr>
       <w:r>
@@ -1139,7 +1144,7 @@
           <w:right w:val="single" w:color="BFBFBF" w:sz="4" w:space="4"/>
         </w:pBdr>
         <w:shd w:fill="F4F4F4" w:color="auto" w:val="clear"/>
-        <w:spacing w:after="0" w:before="0" w:line="240"/>
+        <w:spacing w:after="0" w:before="0" w:line="240" w:lineRule="auto"/>
         <w:ind w:left="113" w:right="113"/>
       </w:pPr>
       <w:r>
@@ -1161,7 +1166,7 @@
           <w:right w:val="single" w:color="BFBFBF" w:sz="4" w:space="4"/>
         </w:pBdr>
         <w:shd w:fill="F4F4F4" w:color="auto" w:val="clear"/>
-        <w:spacing w:after="0" w:before="0" w:line="240"/>
+        <w:spacing w:after="0" w:before="0" w:line="240" w:lineRule="auto"/>
         <w:ind w:left="113" w:right="113"/>
       </w:pPr>
       <w:r>
@@ -1183,7 +1188,7 @@
           <w:right w:val="single" w:color="BFBFBF" w:sz="4" w:space="4"/>
         </w:pBdr>
         <w:shd w:fill="F4F4F4" w:color="auto" w:val="clear"/>
-        <w:spacing w:after="0" w:before="0" w:line="240"/>
+        <w:spacing w:after="0" w:before="0" w:line="240" w:lineRule="auto"/>
         <w:ind w:left="113" w:right="113"/>
       </w:pPr>
       <w:r>
@@ -1205,7 +1210,7 @@
           <w:right w:val="single" w:color="BFBFBF" w:sz="4" w:space="4"/>
         </w:pBdr>
         <w:shd w:fill="F4F4F4" w:color="auto" w:val="clear"/>
-        <w:spacing w:after="0" w:before="0" w:line="240"/>
+        <w:spacing w:after="0" w:before="0" w:line="240" w:lineRule="auto"/>
         <w:ind w:left="113" w:right="113"/>
       </w:pPr>
       <w:r>
@@ -1227,7 +1232,7 @@
           <w:right w:val="single" w:color="BFBFBF" w:sz="4" w:space="4"/>
         </w:pBdr>
         <w:shd w:fill="F4F4F4" w:color="auto" w:val="clear"/>
-        <w:spacing w:after="0" w:before="0" w:line="240"/>
+        <w:spacing w:after="0" w:before="0" w:line="240" w:lineRule="auto"/>
         <w:ind w:left="113" w:right="113"/>
       </w:pPr>
       <w:r>
@@ -1249,7 +1254,7 @@
           <w:right w:val="single" w:color="BFBFBF" w:sz="4" w:space="4"/>
         </w:pBdr>
         <w:shd w:fill="F4F4F4" w:color="auto" w:val="clear"/>
-        <w:spacing w:after="0" w:before="0" w:line="240"/>
+        <w:spacing w:after="0" w:before="0" w:line="240" w:lineRule="auto"/>
         <w:ind w:left="113" w:right="113"/>
       </w:pPr>
       <w:r>
@@ -1271,7 +1276,7 @@
           <w:right w:val="single" w:color="BFBFBF" w:sz="4" w:space="4"/>
         </w:pBdr>
         <w:shd w:fill="F4F4F4" w:color="auto" w:val="clear"/>
-        <w:spacing w:after="0" w:before="0" w:line="240"/>
+        <w:spacing w:after="0" w:before="0" w:line="240" w:lineRule="auto"/>
         <w:ind w:left="113" w:right="113"/>
       </w:pPr>
       <w:r>
@@ -1293,7 +1298,7 @@
           <w:right w:val="single" w:color="BFBFBF" w:sz="4" w:space="4"/>
         </w:pBdr>
         <w:shd w:fill="F4F4F4" w:color="auto" w:val="clear"/>
-        <w:spacing w:after="0" w:before="0" w:line="240"/>
+        <w:spacing w:after="0" w:before="0" w:line="240" w:lineRule="auto"/>
         <w:ind w:left="113" w:right="113"/>
       </w:pPr>
       <w:r>
@@ -1315,7 +1320,7 @@
           <w:right w:val="single" w:color="BFBFBF" w:sz="4" w:space="4"/>
         </w:pBdr>
         <w:shd w:fill="F4F4F4" w:color="auto" w:val="clear"/>
-        <w:spacing w:after="160" w:before="0" w:line="240"/>
+        <w:spacing w:after="160" w:before="0" w:line="240" w:lineRule="auto"/>
         <w:ind w:left="113" w:right="113"/>
       </w:pPr>
       <w:r>
@@ -1605,6 +1610,18 @@
     </w:lvl>
   </w:abstractNum>
   <w:abstractNum w:abstractNumId="3" w15:restartNumberingAfterBreak="0">
+    <w:multiLevelType w:val="hybridMultilevel"/>
+    <w:lvl w:ilvl="0" w15:tentative="1">
+      <w:start w:val="1"/>
+      <w:numFmt w:val="bullet"/>
+      <w:lvlText w:val="•"/>
+      <w:lvlJc w:val="left"/>
+      <w:pPr>
+        <w:ind w:left="1134" w:hanging="284"/>
+      </w:pPr>
+    </w:lvl>
+  </w:abstractNum>
+  <w:abstractNum w:abstractNumId="4" w15:restartNumberingAfterBreak="0">
     <w:multiLevelType w:val="hybridMultilevel"/>
     <w:lvl w:ilvl="0" w15:tentative="1">
       <w:start w:val="1"/>
